--- a/klagomål/A 4257-2022 FSC-klagomål.docx
+++ b/klagomål/A 4257-2022 FSC-klagomål.docx
@@ -688,7 +688,7 @@
     <w:r>
       <w:tab/>
       <w:tab/>
-      <w:t>2026-06-18</w:t>
+      <w:t>2026-06-19</w:t>
       <w:br/>
       <w:br/>
     </w:r>

--- a/klagomål/A 4257-2022 FSC-klagomål.docx
+++ b/klagomål/A 4257-2022 FSC-klagomål.docx
@@ -688,7 +688,7 @@
     <w:r>
       <w:tab/>
       <w:tab/>
-      <w:t>2026-06-19</w:t>
+      <w:t>2026-06-20</w:t>
       <w:br/>
       <w:br/>
     </w:r>

--- a/klagomål/A 4257-2022 FSC-klagomål.docx
+++ b/klagomål/A 4257-2022 FSC-klagomål.docx
@@ -168,38 +168,7 @@
     </w:p>
     <w:p>
       <w:r>
-        <w:t>Detta dokument behandlar höga naturvärden i avverkningsanmälan A 4257-2022 i Leksands kommun som inkom 2022-01-27 och omfattar 6,8 ha.</w:t>
-      </w:r>
-    </w:p>
-    <w:p>
-      <w:r>
-        <w:t>Nedan presenteras fynd av naturvårdsarter och fridlysta arter som gjorts i det avverkningsanmälda området, samt relevanta utdrag ur standarderna för FSC, Chain of Custody, Controlled Wood och PEFC.</w:t>
-      </w:r>
-    </w:p>
-    <w:p>
-      <w:r>
-        <w:t>Vi förväntar oss att ni återkommer med ett skriftligt svar på vårt klagomål och även beskriver vilka korrigerande åtgärder ni satt in för att rätta till identifierade brister i er efterlevnad av den svenska FSC standarden.</w:t>
-      </w:r>
-    </w:p>
-    <w:p>
-      <w:pPr>
-        <w:pStyle w:val="Heading1"/>
-      </w:pPr>
-      <w:r>
-        <w:t>Naturvårdsarter</w:t>
-      </w:r>
-    </w:p>
-    <w:p>
-      <w:r>
-        <w:t>Inom 17 meter från avverkningsanmälan har följande 1 naturvårdsarter hittats: skogsknipprot (S, T, §8). Arter som är signalarter enligt Skogsstyrelsen har markerats med (S). Typiska arter inom Natura 2000 som är kopplade till skogsekosystem har markerats med (T). För fridlysta arter anges även paragrafen i Artskyddsförordningen som arten är fridlyst enligt.</w:t>
-      </w:r>
-    </w:p>
-    <w:p>
-      <w:r>
-        <w:t>De påträffade naturvårdsarterna är ett tydligt kvitto på att det rör sig om en skog med höga naturvärden.</w:t>
-      </w:r>
-      <w:r>
-        <w:t xml:space="preserve"> I Figur 1 visas fyndplatser för naturvårdsarter i området, som finns registrerade på Artportalen.</w:t>
+        <w:t>Detta klagomål behandlar höga naturvärden i avverkningsanmälan A 4257-2022 i Leksands kommun som inkom 2022-01-27 och omfattar 6,8 ha.</w:t>
       </w:r>
     </w:p>
     <w:p>
@@ -247,20 +216,35 @@
         <w:spacing w:after="240"/>
       </w:pPr>
       <w:r>
-        <w:t>Figur 1. Fyndplatser för naturvårdsarter inom 17 meter från avverkningsanmälan (röd linje). Markörer utan svart kant är placerade på fyndplatsen. Markörer med svart kant är placerade vid sidan av fyndplatsen och har ett svart streck som visar fyndplatsens exakta position. Kartans mittpunktskoordinat är N 6740473, E 502190 i SWEREF 99 TM.</w:t>
+        <w:t>Figur 1. Fyndplatser för naturvårdsarter inom 17 meter från avverkningsanmälan. Markörer utan svart kant är placerade på fyndplatsen. Markörer med svart kant är placerade vid sidan av fyndplatsen har ett svart streck som visar fyndplatsens exakta position. Kartans mittpunktskoordinat är N 6740473, E 502190 i SWEREF 99 TM.</w:t>
+      </w:r>
+    </w:p>
+    <w:p>
+      <w:r>
+        <w:t>Inom 17 meter från avverkningsanmälan finns fynd av 1 naturvårdsarter, varav 1 är fridlyst, 1 är typisk (T) och 1 är signalart (S): skogsknipprot (S, T, §8). Se Figur 1.</w:t>
+      </w:r>
+    </w:p>
+    <w:p>
+      <w:r>
+        <w:t>Nedan presenteras relevanta utdrag ur standarderna för FSC, Chain of Custody, Controlled Wood och PEFC.</w:t>
+      </w:r>
+    </w:p>
+    <w:p>
+      <w:r>
+        <w:t>Vi förväntar oss att ni återkommer med ett skriftligt svar på vårt klagomål och även beskriver vilka korrigerande åtgärder ni satt in för att rätta till identifierade brister i er efterlevnad av den svenska FSC standarden.</w:t>
       </w:r>
     </w:p>
     <w:p>
       <w:pPr>
-        <w:pStyle w:val="Heading2"/>
+        <w:pStyle w:val="Heading1"/>
       </w:pPr>
       <w:r>
-        <w:t>Fridlysta arter</w:t>
+        <w:t>Naturvårdsarter och fridlysta arter</w:t>
       </w:r>
     </w:p>
     <w:p>
       <w:r>
-        <w:t>Följande fridlysta arter har sina livsmiljöer och växtplatser i den avverkningsanmälda skogen: skogsknipprot (S, T, §8).</w:t>
+        <w:t>Nedan följer beskrivningar av de naturvårdsarter och fridlysta arter som har sina livsmiljöer och växtplatser i den avverkningsanmälda skogen. De påträffade naturvårdsarterna är ett tydligt kvitto på att det rör sig om en skog med höga naturvärden.</w:t>
       </w:r>
     </w:p>
     <w:p>
@@ -688,7 +672,7 @@
     <w:r>
       <w:tab/>
       <w:tab/>
-      <w:t>2026-06-20</w:t>
+      <w:t>2026-06-21</w:t>
       <w:br/>
       <w:br/>
     </w:r>

--- a/klagomål/A 4257-2022 FSC-klagomål.docx
+++ b/klagomål/A 4257-2022 FSC-klagomål.docx
@@ -672,7 +672,7 @@
     <w:r>
       <w:tab/>
       <w:tab/>
-      <w:t>2026-06-21</w:t>
+      <w:t>2026-06-22</w:t>
       <w:br/>
       <w:br/>
     </w:r>

--- a/klagomål/A 4257-2022 FSC-klagomål.docx
+++ b/klagomål/A 4257-2022 FSC-klagomål.docx
@@ -672,7 +672,7 @@
     <w:r>
       <w:tab/>
       <w:tab/>
-      <w:t>2026-06-22</w:t>
+      <w:t>2026-06-23</w:t>
       <w:br/>
       <w:br/>
     </w:r>

--- a/klagomål/A 4257-2022 FSC-klagomål.docx
+++ b/klagomål/A 4257-2022 FSC-klagomål.docx
@@ -672,7 +672,7 @@
     <w:r>
       <w:tab/>
       <w:tab/>
-      <w:t>2026-06-23</w:t>
+      <w:t>2026-06-24</w:t>
       <w:br/>
       <w:br/>
     </w:r>

--- a/klagomål/A 4257-2022 FSC-klagomål.docx
+++ b/klagomål/A 4257-2022 FSC-klagomål.docx
@@ -672,7 +672,7 @@
     <w:r>
       <w:tab/>
       <w:tab/>
-      <w:t>2026-06-24</w:t>
+      <w:t>2026-06-25</w:t>
       <w:br/>
       <w:br/>
     </w:r>

--- a/klagomål/A 4257-2022 FSC-klagomål.docx
+++ b/klagomål/A 4257-2022 FSC-klagomål.docx
@@ -672,7 +672,7 @@
     <w:r>
       <w:tab/>
       <w:tab/>
-      <w:t>2026-06-25</w:t>
+      <w:t>2026-06-26</w:t>
       <w:br/>
       <w:br/>
     </w:r>

--- a/klagomål/A 4257-2022 FSC-klagomål.docx
+++ b/klagomål/A 4257-2022 FSC-klagomål.docx
@@ -672,7 +672,7 @@
     <w:r>
       <w:tab/>
       <w:tab/>
-      <w:t>2026-06-26</w:t>
+      <w:t>2026-06-27</w:t>
       <w:br/>
       <w:br/>
     </w:r>

--- a/klagomål/A 4257-2022 FSC-klagomål.docx
+++ b/klagomål/A 4257-2022 FSC-klagomål.docx
@@ -672,7 +672,7 @@
     <w:r>
       <w:tab/>
       <w:tab/>
-      <w:t>2026-06-27</w:t>
+      <w:t>2026-06-28</w:t>
       <w:br/>
       <w:br/>
     </w:r>

--- a/klagomål/A 4257-2022 FSC-klagomål.docx
+++ b/klagomål/A 4257-2022 FSC-klagomål.docx
@@ -672,7 +672,7 @@
     <w:r>
       <w:tab/>
       <w:tab/>
-      <w:t>2026-06-28</w:t>
+      <w:t>2026-06-29</w:t>
       <w:br/>
       <w:br/>
     </w:r>

--- a/klagomål/A 4257-2022 FSC-klagomål.docx
+++ b/klagomål/A 4257-2022 FSC-klagomål.docx
@@ -672,7 +672,7 @@
     <w:r>
       <w:tab/>
       <w:tab/>
-      <w:t>2026-06-29</w:t>
+      <w:t>2026-06-30</w:t>
       <w:br/>
       <w:br/>
     </w:r>

--- a/klagomål/A 4257-2022 FSC-klagomål.docx
+++ b/klagomål/A 4257-2022 FSC-klagomål.docx
@@ -672,7 +672,7 @@
     <w:r>
       <w:tab/>
       <w:tab/>
-      <w:t>2026-06-30</w:t>
+      <w:t>2026-07-01</w:t>
       <w:br/>
       <w:br/>
     </w:r>

--- a/klagomål/A 4257-2022 FSC-klagomål.docx
+++ b/klagomål/A 4257-2022 FSC-klagomål.docx
@@ -672,7 +672,7 @@
     <w:r>
       <w:tab/>
       <w:tab/>
-      <w:t>2026-07-01</w:t>
+      <w:t>2026-07-02</w:t>
       <w:br/>
       <w:br/>
     </w:r>

--- a/klagomål/A 4257-2022 FSC-klagomål.docx
+++ b/klagomål/A 4257-2022 FSC-klagomål.docx
@@ -672,7 +672,7 @@
     <w:r>
       <w:tab/>
       <w:tab/>
-      <w:t>2026-07-13</w:t>
+      <w:t>2026-07-14</w:t>
       <w:br/>
       <w:br/>
     </w:r>

--- a/klagomål/A 4257-2022 FSC-klagomål.docx
+++ b/klagomål/A 4257-2022 FSC-klagomål.docx
@@ -672,7 +672,7 @@
     <w:r>
       <w:tab/>
       <w:tab/>
-      <w:t>2026-07-14</w:t>
+      <w:t>2026-07-15</w:t>
       <w:br/>
       <w:br/>
     </w:r>

--- a/klagomål/A 4257-2022 FSC-klagomål.docx
+++ b/klagomål/A 4257-2022 FSC-klagomål.docx
@@ -672,7 +672,7 @@
     <w:r>
       <w:tab/>
       <w:tab/>
-      <w:t>2026-07-15</w:t>
+      <w:t>2026-07-16</w:t>
       <w:br/>
       <w:br/>
     </w:r>

--- a/klagomål/A 4257-2022 FSC-klagomål.docx
+++ b/klagomål/A 4257-2022 FSC-klagomål.docx
@@ -672,7 +672,7 @@
     <w:r>
       <w:tab/>
       <w:tab/>
-      <w:t>2026-07-16</w:t>
+      <w:t>2026-07-17</w:t>
       <w:br/>
       <w:br/>
     </w:r>

--- a/klagomål/A 4257-2022 FSC-klagomål.docx
+++ b/klagomål/A 4257-2022 FSC-klagomål.docx
@@ -672,7 +672,7 @@
     <w:r>
       <w:tab/>
       <w:tab/>
-      <w:t>2026-07-17</w:t>
+      <w:t>2026-07-18</w:t>
       <w:br/>
       <w:br/>
     </w:r>

--- a/klagomål/A 4257-2022 FSC-klagomål.docx
+++ b/klagomål/A 4257-2022 FSC-klagomål.docx
@@ -672,7 +672,7 @@
     <w:r>
       <w:tab/>
       <w:tab/>
-      <w:t>2026-07-18</w:t>
+      <w:t>2026-07-19</w:t>
       <w:br/>
       <w:br/>
     </w:r>

--- a/klagomål/A 4257-2022 FSC-klagomål.docx
+++ b/klagomål/A 4257-2022 FSC-klagomål.docx
@@ -672,7 +672,7 @@
     <w:r>
       <w:tab/>
       <w:tab/>
-      <w:t>2026-07-19</w:t>
+      <w:t>2026-07-20</w:t>
       <w:br/>
       <w:br/>
     </w:r>

--- a/klagomål/A 4257-2022 FSC-klagomål.docx
+++ b/klagomål/A 4257-2022 FSC-klagomål.docx
@@ -672,7 +672,7 @@
     <w:r>
       <w:tab/>
       <w:tab/>
-      <w:t>2026-07-20</w:t>
+      <w:t>2026-07-21</w:t>
       <w:br/>
       <w:br/>
     </w:r>

--- a/klagomål/A 4257-2022 FSC-klagomål.docx
+++ b/klagomål/A 4257-2022 FSC-klagomål.docx
@@ -672,7 +672,7 @@
     <w:r>
       <w:tab/>
       <w:tab/>
-      <w:t>2026-07-21</w:t>
+      <w:t>2026-07-22</w:t>
       <w:br/>
       <w:br/>
     </w:r>

--- a/klagomål/A 4257-2022 FSC-klagomål.docx
+++ b/klagomål/A 4257-2022 FSC-klagomål.docx
@@ -672,7 +672,7 @@
     <w:r>
       <w:tab/>
       <w:tab/>
-      <w:t>2026-07-22</w:t>
+      <w:t>2026-07-23</w:t>
       <w:br/>
       <w:br/>
     </w:r>

--- a/klagomål/A 4257-2022 FSC-klagomål.docx
+++ b/klagomål/A 4257-2022 FSC-klagomål.docx
@@ -672,7 +672,7 @@
     <w:r>
       <w:tab/>
       <w:tab/>
-      <w:t>2026-07-23</w:t>
+      <w:t>2026-07-24</w:t>
       <w:br/>
       <w:br/>
     </w:r>

--- a/klagomål/A 4257-2022 FSC-klagomål.docx
+++ b/klagomål/A 4257-2022 FSC-klagomål.docx
@@ -672,7 +672,7 @@
     <w:r>
       <w:tab/>
       <w:tab/>
-      <w:t>2026-07-24</w:t>
+      <w:t>2026-07-25</w:t>
       <w:br/>
       <w:br/>
     </w:r>

--- a/klagomål/A 4257-2022 FSC-klagomål.docx
+++ b/klagomål/A 4257-2022 FSC-klagomål.docx
@@ -672,7 +672,7 @@
     <w:r>
       <w:tab/>
       <w:tab/>
-      <w:t>2026-07-25</w:t>
+      <w:t>2026-07-26</w:t>
       <w:br/>
       <w:br/>
     </w:r>

--- a/klagomål/A 4257-2022 FSC-klagomål.docx
+++ b/klagomål/A 4257-2022 FSC-klagomål.docx
@@ -672,7 +672,7 @@
     <w:r>
       <w:tab/>
       <w:tab/>
-      <w:t>2026-07-26</w:t>
+      <w:t>2026-07-27</w:t>
       <w:br/>
       <w:br/>
     </w:r>

--- a/klagomål/A 4257-2022 FSC-klagomål.docx
+++ b/klagomål/A 4257-2022 FSC-klagomål.docx
@@ -672,7 +672,7 @@
     <w:r>
       <w:tab/>
       <w:tab/>
-      <w:t>2026-07-27</w:t>
+      <w:t>2026-07-28</w:t>
       <w:br/>
       <w:br/>
     </w:r>

--- a/klagomål/A 4257-2022 FSC-klagomål.docx
+++ b/klagomål/A 4257-2022 FSC-klagomål.docx
@@ -672,7 +672,7 @@
     <w:r>
       <w:tab/>
       <w:tab/>
-      <w:t>2026-07-28</w:t>
+      <w:t>2026-07-29</w:t>
       <w:br/>
       <w:br/>
     </w:r>

--- a/klagomål/A 4257-2022 FSC-klagomål.docx
+++ b/klagomål/A 4257-2022 FSC-klagomål.docx
@@ -672,7 +672,7 @@
     <w:r>
       <w:tab/>
       <w:tab/>
-      <w:t>2026-07-29</w:t>
+      <w:t>2026-07-30</w:t>
       <w:br/>
       <w:br/>
     </w:r>

--- a/klagomål/A 4257-2022 FSC-klagomål.docx
+++ b/klagomål/A 4257-2022 FSC-klagomål.docx
@@ -672,7 +672,7 @@
     <w:r>
       <w:tab/>
       <w:tab/>
-      <w:t>2026-07-30</w:t>
+      <w:t>2026-07-31</w:t>
       <w:br/>
       <w:br/>
     </w:r>

--- a/klagomål/A 4257-2022 FSC-klagomål.docx
+++ b/klagomål/A 4257-2022 FSC-klagomål.docx
@@ -672,7 +672,7 @@
     <w:r>
       <w:tab/>
       <w:tab/>
-      <w:t>2026-07-31</w:t>
+      <w:t>2026-08-01</w:t>
       <w:br/>
       <w:br/>
     </w:r>

--- a/klagomål/A 4257-2022 FSC-klagomål.docx
+++ b/klagomål/A 4257-2022 FSC-klagomål.docx
@@ -672,7 +672,7 @@
     <w:r>
       <w:tab/>
       <w:tab/>
-      <w:t>2026-08-01</w:t>
+      <w:t>2026-08-02</w:t>
       <w:br/>
       <w:br/>
     </w:r>

--- a/klagomål/A 4257-2022 FSC-klagomål.docx
+++ b/klagomål/A 4257-2022 FSC-klagomål.docx
@@ -672,7 +672,7 @@
     <w:r>
       <w:tab/>
       <w:tab/>
-      <w:t>2026-08-02</w:t>
+      <w:t>2026-08-03</w:t>
       <w:br/>
       <w:br/>
     </w:r>

--- a/klagomål/A 4257-2022 FSC-klagomål.docx
+++ b/klagomål/A 4257-2022 FSC-klagomål.docx
@@ -672,7 +672,7 @@
     <w:r>
       <w:tab/>
       <w:tab/>
-      <w:t>2026-08-03</w:t>
+      <w:t>2026-08-05</w:t>
       <w:br/>
       <w:br/>
     </w:r>

--- a/klagomål/A 4257-2022 FSC-klagomål.docx
+++ b/klagomål/A 4257-2022 FSC-klagomål.docx
@@ -672,7 +672,7 @@
     <w:r>
       <w:tab/>
       <w:tab/>
-      <w:t>2026-08-05</w:t>
+      <w:t>2026-08-07</w:t>
       <w:br/>
       <w:br/>
     </w:r>

--- a/klagomål/A 4257-2022 FSC-klagomål.docx
+++ b/klagomål/A 4257-2022 FSC-klagomål.docx
@@ -672,7 +672,7 @@
     <w:r>
       <w:tab/>
       <w:tab/>
-      <w:t>2026-08-07</w:t>
+      <w:t>2026-08-08</w:t>
       <w:br/>
       <w:br/>
     </w:r>

--- a/klagomål/A 4257-2022 FSC-klagomål.docx
+++ b/klagomål/A 4257-2022 FSC-klagomål.docx
@@ -216,7 +216,7 @@
         <w:spacing w:after="240"/>
       </w:pPr>
       <w:r>
-        <w:t>Figur 1. Fyndplatser för naturvårdsarter inom 17 meter från avverkningsanmälan. Markörer utan svart kant är placerade på fyndplatsen. Markörer med svart kant är placerade vid sidan av fyndplatsen har ett svart streck som visar fyndplatsens exakta position. Kartans mittpunktskoordinat är N 6740473, E 502190 i SWEREF 99 TM.</w:t>
+        <w:t>Figur 1. Fyndplatser för naturvårdsarter inom 17 meter från avverkningsanmälan. Markörer utan svart kant är placerade på fyndplatsen. Markörer med svart kant är placerade vid sidan av fyndplatsen och har ett svart streck som visar fyndplatsens exakta position. Kartans mittpunktskoordinat är N 6740473, E 502190 i SWEREF 99 TM.</w:t>
       </w:r>
     </w:p>
     <w:p>
@@ -672,7 +672,7 @@
     <w:r>
       <w:tab/>
       <w:tab/>
-      <w:t>2026-08-14</w:t>
+      <w:t>2026-08-15</w:t>
       <w:br/>
       <w:br/>
     </w:r>

--- a/klagomål/A 4257-2022 FSC-klagomål.docx
+++ b/klagomål/A 4257-2022 FSC-klagomål.docx
@@ -672,7 +672,7 @@
     <w:r>
       <w:tab/>
       <w:tab/>
-      <w:t>2026-08-15</w:t>
+      <w:t>2026-08-16</w:t>
       <w:br/>
       <w:br/>
     </w:r>

--- a/klagomål/A 4257-2022 FSC-klagomål.docx
+++ b/klagomål/A 4257-2022 FSC-klagomål.docx
@@ -672,7 +672,7 @@
     <w:r>
       <w:tab/>
       <w:tab/>
-      <w:t>2026-08-16</w:t>
+      <w:t>2026-08-17</w:t>
       <w:br/>
       <w:br/>
     </w:r>

--- a/klagomål/A 4257-2022 FSC-klagomål.docx
+++ b/klagomål/A 4257-2022 FSC-klagomål.docx
@@ -672,7 +672,7 @@
     <w:r>
       <w:tab/>
       <w:tab/>
-      <w:t>2026-08-17</w:t>
+      <w:t>2026-08-18</w:t>
       <w:br/>
       <w:br/>
     </w:r>

--- a/klagomål/A 4257-2022 FSC-klagomål.docx
+++ b/klagomål/A 4257-2022 FSC-klagomål.docx
@@ -672,7 +672,7 @@
     <w:r>
       <w:tab/>
       <w:tab/>
-      <w:t>2026-08-18</w:t>
+      <w:t>2026-08-19</w:t>
       <w:br/>
       <w:br/>
     </w:r>

--- a/klagomål/A 4257-2022 FSC-klagomål.docx
+++ b/klagomål/A 4257-2022 FSC-klagomål.docx
@@ -672,7 +672,7 @@
     <w:r>
       <w:tab/>
       <w:tab/>
-      <w:t>2026-08-19</w:t>
+      <w:t>2026-08-20</w:t>
       <w:br/>
       <w:br/>
     </w:r>

--- a/klagomål/A 4257-2022 FSC-klagomål.docx
+++ b/klagomål/A 4257-2022 FSC-klagomål.docx
@@ -672,7 +672,7 @@
     <w:r>
       <w:tab/>
       <w:tab/>
-      <w:t>2026-08-20</w:t>
+      <w:t>2026-08-21</w:t>
       <w:br/>
       <w:br/>
     </w:r>

--- a/klagomål/A 4257-2022 FSC-klagomål.docx
+++ b/klagomål/A 4257-2022 FSC-klagomål.docx
@@ -672,7 +672,7 @@
     <w:r>
       <w:tab/>
       <w:tab/>
-      <w:t>2026-08-21</w:t>
+      <w:t>2026-08-22</w:t>
       <w:br/>
       <w:br/>
     </w:r>

--- a/klagomål/A 4257-2022 FSC-klagomål.docx
+++ b/klagomål/A 4257-2022 FSC-klagomål.docx
@@ -672,7 +672,7 @@
     <w:r>
       <w:tab/>
       <w:tab/>
-      <w:t>2026-08-22</w:t>
+      <w:t>2026-08-23</w:t>
       <w:br/>
       <w:br/>
     </w:r>

--- a/klagomål/A 4257-2022 FSC-klagomål.docx
+++ b/klagomål/A 4257-2022 FSC-klagomål.docx
@@ -672,7 +672,7 @@
     <w:r>
       <w:tab/>
       <w:tab/>
-      <w:t>2026-08-23</w:t>
+      <w:t>2026-08-24</w:t>
       <w:br/>
       <w:br/>
     </w:r>

--- a/klagomål/A 4257-2022 FSC-klagomål.docx
+++ b/klagomål/A 4257-2022 FSC-klagomål.docx
@@ -672,7 +672,7 @@
     <w:r>
       <w:tab/>
       <w:tab/>
-      <w:t>2026-08-24</w:t>
+      <w:t>2026-08-25</w:t>
       <w:br/>
       <w:br/>
     </w:r>

--- a/klagomål/A 4257-2022 FSC-klagomål.docx
+++ b/klagomål/A 4257-2022 FSC-klagomål.docx
@@ -672,7 +672,7 @@
     <w:r>
       <w:tab/>
       <w:tab/>
-      <w:t>2026-08-25</w:t>
+      <w:t>2026-08-26</w:t>
       <w:br/>
       <w:br/>
     </w:r>

--- a/klagomål/A 4257-2022 FSC-klagomål.docx
+++ b/klagomål/A 4257-2022 FSC-klagomål.docx
@@ -672,7 +672,7 @@
     <w:r>
       <w:tab/>
       <w:tab/>
-      <w:t>2026-08-26</w:t>
+      <w:t>2026-08-27</w:t>
       <w:br/>
       <w:br/>
     </w:r>

--- a/klagomål/A 4257-2022 FSC-klagomål.docx
+++ b/klagomål/A 4257-2022 FSC-klagomål.docx
@@ -672,7 +672,7 @@
     <w:r>
       <w:tab/>
       <w:tab/>
-      <w:t>2026-08-27</w:t>
+      <w:t>2026-08-28</w:t>
       <w:br/>
       <w:br/>
     </w:r>

--- a/klagomål/A 4257-2022 FSC-klagomål.docx
+++ b/klagomål/A 4257-2022 FSC-klagomål.docx
@@ -672,7 +672,7 @@
     <w:r>
       <w:tab/>
       <w:tab/>
-      <w:t>2026-08-28</w:t>
+      <w:t>2026-08-29</w:t>
       <w:br/>
       <w:br/>
     </w:r>

--- a/klagomål/A 4257-2022 FSC-klagomål.docx
+++ b/klagomål/A 4257-2022 FSC-klagomål.docx
@@ -672,7 +672,7 @@
     <w:r>
       <w:tab/>
       <w:tab/>
-      <w:t>2026-08-29</w:t>
+      <w:t>2026-08-31</w:t>
       <w:br/>
       <w:br/>
     </w:r>

--- a/klagomål/A 4257-2022 FSC-klagomål.docx
+++ b/klagomål/A 4257-2022 FSC-klagomål.docx
@@ -672,7 +672,7 @@
     <w:r>
       <w:tab/>
       <w:tab/>
-      <w:t>2026-08-31</w:t>
+      <w:t>2026-09-01</w:t>
       <w:br/>
       <w:br/>
     </w:r>

--- a/klagomål/A 4257-2022 FSC-klagomål.docx
+++ b/klagomål/A 4257-2022 FSC-klagomål.docx
@@ -672,7 +672,7 @@
     <w:r>
       <w:tab/>
       <w:tab/>
-      <w:t>2026-09-01</w:t>
+      <w:t>2026-09-02</w:t>
       <w:br/>
       <w:br/>
     </w:r>

--- a/klagomål/A 4257-2022 FSC-klagomål.docx
+++ b/klagomål/A 4257-2022 FSC-klagomål.docx
@@ -672,7 +672,7 @@
     <w:r>
       <w:tab/>
       <w:tab/>
-      <w:t>2026-09-02</w:t>
+      <w:t>2026-09-03</w:t>
       <w:br/>
       <w:br/>
     </w:r>

--- a/klagomål/A 4257-2022 FSC-klagomål.docx
+++ b/klagomål/A 4257-2022 FSC-klagomål.docx
@@ -672,7 +672,7 @@
     <w:r>
       <w:tab/>
       <w:tab/>
-      <w:t>2026-09-03</w:t>
+      <w:t>2026-09-04</w:t>
       <w:br/>
       <w:br/>
     </w:r>

--- a/klagomål/A 4257-2022 FSC-klagomål.docx
+++ b/klagomål/A 4257-2022 FSC-klagomål.docx
@@ -672,7 +672,7 @@
     <w:r>
       <w:tab/>
       <w:tab/>
-      <w:t>2026-09-04</w:t>
+      <w:t>2026-09-05</w:t>
       <w:br/>
       <w:br/>
     </w:r>

--- a/klagomål/A 4257-2022 FSC-klagomål.docx
+++ b/klagomål/A 4257-2022 FSC-klagomål.docx
@@ -672,7 +672,7 @@
     <w:r>
       <w:tab/>
       <w:tab/>
-      <w:t>2026-09-05</w:t>
+      <w:t>2026-09-06</w:t>
       <w:br/>
       <w:br/>
     </w:r>

--- a/klagomål/A 4257-2022 FSC-klagomål.docx
+++ b/klagomål/A 4257-2022 FSC-klagomål.docx
@@ -672,7 +672,7 @@
     <w:r>
       <w:tab/>
       <w:tab/>
-      <w:t>2026-09-06</w:t>
+      <w:t>2026-09-07</w:t>
       <w:br/>
       <w:br/>
     </w:r>

--- a/klagomål/A 4257-2022 FSC-klagomål.docx
+++ b/klagomål/A 4257-2022 FSC-klagomål.docx
@@ -672,7 +672,7 @@
     <w:r>
       <w:tab/>
       <w:tab/>
-      <w:t>2026-09-07</w:t>
+      <w:t>2026-09-08</w:t>
       <w:br/>
       <w:br/>
     </w:r>

--- a/klagomål/A 4257-2022 FSC-klagomål.docx
+++ b/klagomål/A 4257-2022 FSC-klagomål.docx
@@ -672,7 +672,7 @@
     <w:r>
       <w:tab/>
       <w:tab/>
-      <w:t>2026-09-08</w:t>
+      <w:t>2026-09-09</w:t>
       <w:br/>
       <w:br/>
     </w:r>

--- a/klagomål/A 4257-2022 FSC-klagomål.docx
+++ b/klagomål/A 4257-2022 FSC-klagomål.docx
@@ -672,7 +672,7 @@
     <w:r>
       <w:tab/>
       <w:tab/>
-      <w:t>2026-09-09</w:t>
+      <w:t>2026-09-10</w:t>
       <w:br/>
       <w:br/>
     </w:r>

--- a/klagomål/A 4257-2022 FSC-klagomål.docx
+++ b/klagomål/A 4257-2022 FSC-klagomål.docx
@@ -672,7 +672,7 @@
     <w:r>
       <w:tab/>
       <w:tab/>
-      <w:t>2026-09-10</w:t>
+      <w:t>2026-09-11</w:t>
       <w:br/>
       <w:br/>
     </w:r>

--- a/klagomål/A 4257-2022 FSC-klagomål.docx
+++ b/klagomål/A 4257-2022 FSC-klagomål.docx
@@ -672,7 +672,7 @@
     <w:r>
       <w:tab/>
       <w:tab/>
-      <w:t>2026-09-11</w:t>
+      <w:t>2026-09-12</w:t>
       <w:br/>
       <w:br/>
     </w:r>
